--- a/srecanje4/DomacaNaloga4.docx
+++ b/srecanje4/DomacaNaloga4.docx
@@ -2,7 +2,636 @@
 <file path=word/document.xml><?xml version="1.0" encoding="utf-8"?>
 <w:document xmlns:wpc="http://schemas.microsoft.com/office/word/2010/wordprocessingCanvas" xmlns:cx="http://schemas.microsoft.com/office/drawing/2014/chartex" xmlns:cx1="http://schemas.microsoft.com/office/drawing/2015/9/8/chartex" xmlns:cx2="http://schemas.microsoft.com/office/drawing/2015/10/21/chartex" xmlns:cx3="http://schemas.microsoft.com/office/drawing/2016/5/9/chartex" xmlns:cx4="http://schemas.microsoft.com/office/drawing/2016/5/10/chartex" xmlns:cx5="http://schemas.microsoft.com/office/drawing/2016/5/11/chartex" xmlns:cx6="http://schemas.microsoft.com/office/drawing/2016/5/12/chartex" xmlns:cx7="http://schemas.microsoft.com/office/drawing/2016/5/13/chartex" xmlns:cx8="http://schemas.microsoft.com/office/drawing/2016/5/14/chartex" xmlns:mc="http://schemas.openxmlformats.org/markup-compatibility/2006" xmlns:aink="http://schemas.microsoft.com/office/drawing/2016/ink" xmlns:am3d="http://schemas.microsoft.com/office/drawing/2017/model3d" xmlns:o="urn:schemas-microsoft-com:office:office" xmlns:oel="http://schemas.microsoft.com/office/2019/extlst" xmlns:r="http://schemas.openxmlformats.org/officeDocument/2006/relationships" xmlns:m="http://schemas.openxmlformats.org/officeDocument/2006/math" xmlns:v="urn:schemas-microsoft-com:vml" xmlns:wp14="http://schemas.microsoft.com/office/word/2010/wordprocessingDrawing" xmlns:wp="http://schemas.openxmlformats.org/drawingml/2006/wordprocessingDrawing" xmlns:w10="urn:schemas-microsoft-com:office:word" xmlns:w="http://schemas.openxmlformats.org/wordprocessingml/2006/main" xmlns:w14="http://schemas.microsoft.com/office/word/2010/wordml" xmlns:w15="http://schemas.microsoft.com/office/word/2012/wordml" xmlns:w16cex="http://schemas.microsoft.com/office/word/2018/wordml/cex" xmlns:w16cid="http://schemas.microsoft.com/office/word/2016/wordml/cid" xmlns:w16="http://schemas.microsoft.com/office/word/2018/wordml" xmlns:w16du="http://schemas.microsoft.com/office/word/2023/wordml/word16du" xmlns:w16sdtdh="http://schemas.microsoft.com/office/word/2020/wordml/sdtdatahash" xmlns:w16sdtfl="http://schemas.microsoft.com/office/word/2024/wordml/sdtformatlock" xmlns:w16se="http://schemas.microsoft.com/office/word/2015/wordml/symex" xmlns:wpg="http://schemas.microsoft.com/office/word/2010/wordprocessingGroup" xmlns:wpi="http://schemas.microsoft.com/office/word/2010/wordprocessingInk" xmlns:wne="http://schemas.microsoft.com/office/word/2006/wordml" xmlns:wps="http://schemas.microsoft.com/office/word/2010/wordprocessingShape" mc:Ignorable="w14 w15 w16se w16cid w16 w16cex w16sdtdh w16sdtfl w16du wp14">
   <w:body>
+    <w:p>
+      <w:pPr>
+        <w:pStyle w:val="Title"/>
+        <w:rPr>
+          <w:lang w:val="sl-SI"/>
+        </w:rPr>
+      </w:pPr>
+      <w:r>
+        <w:rPr>
+          <w:lang w:val="en-US"/>
+        </w:rPr>
+        <w:t>Doma</w:t>
+      </w:r>
+      <w:r>
+        <w:rPr>
+          <w:lang w:val="sl-SI"/>
+        </w:rPr>
+        <w:t>ča naloga 4</w:t>
+      </w:r>
+    </w:p>
+    <w:p>
+      <w:pPr>
+        <w:rPr>
+          <w:lang w:val="sl-SI"/>
+        </w:rPr>
+      </w:pPr>
+      <w:r>
+        <w:rPr>
+          <w:lang w:val="sl-SI"/>
+        </w:rPr>
+        <w:t>Najprej kreiramo mapo ime</w:t>
+      </w:r>
+      <w:r>
+        <w:rPr>
+          <w:lang w:val="en-US"/>
+        </w:rPr>
+        <w:t>_</w:t>
+      </w:r>
+      <w:proofErr w:type="spellStart"/>
+      <w:r>
+        <w:rPr>
+          <w:lang w:val="en-US"/>
+        </w:rPr>
+        <w:t>priimek</w:t>
+      </w:r>
+      <w:proofErr w:type="spellEnd"/>
+      <w:r>
+        <w:rPr>
+          <w:lang w:val="en-US"/>
+        </w:rPr>
+        <w:t xml:space="preserve"> in v </w:t>
+      </w:r>
+      <w:proofErr w:type="spellStart"/>
+      <w:r>
+        <w:rPr>
+          <w:lang w:val="en-US"/>
+        </w:rPr>
+        <w:t>njej</w:t>
+      </w:r>
+      <w:proofErr w:type="spellEnd"/>
+      <w:r>
+        <w:rPr>
+          <w:lang w:val="en-US"/>
+        </w:rPr>
+        <w:t xml:space="preserve"> </w:t>
+      </w:r>
+      <w:proofErr w:type="spellStart"/>
+      <w:r>
+        <w:rPr>
+          <w:lang w:val="en-US"/>
+        </w:rPr>
+        <w:t>initializiramo</w:t>
+      </w:r>
+      <w:proofErr w:type="spellEnd"/>
+      <w:r>
+        <w:rPr>
+          <w:lang w:val="en-US"/>
+        </w:rPr>
+        <w:t xml:space="preserve"> </w:t>
+      </w:r>
+      <w:proofErr w:type="spellStart"/>
+      <w:r>
+        <w:rPr>
+          <w:lang w:val="en-US"/>
+        </w:rPr>
+        <w:t>prazen</w:t>
+      </w:r>
+      <w:proofErr w:type="spellEnd"/>
+      <w:r>
+        <w:rPr>
+          <w:lang w:val="en-US"/>
+        </w:rPr>
+        <w:t xml:space="preserve"> git repository z </w:t>
+      </w:r>
+      <w:proofErr w:type="spellStart"/>
+      <w:r>
+        <w:rPr>
+          <w:lang w:val="en-US"/>
+        </w:rPr>
+        <w:t>ukazom</w:t>
+      </w:r>
+      <w:proofErr w:type="spellEnd"/>
+      <w:r>
+        <w:rPr>
+          <w:lang w:val="en-US"/>
+        </w:rPr>
+        <w:t xml:space="preserve"> git </w:t>
+      </w:r>
+      <w:proofErr w:type="spellStart"/>
+      <w:r>
+        <w:rPr>
+          <w:lang w:val="en-US"/>
+        </w:rPr>
+        <w:t>init.</w:t>
+      </w:r>
+      <w:proofErr w:type="spellEnd"/>
+      <w:r>
+        <w:rPr>
+          <w:lang w:val="en-US"/>
+        </w:rPr>
+        <w:t xml:space="preserve"> Nato v </w:t>
+      </w:r>
+      <w:proofErr w:type="spellStart"/>
+      <w:r>
+        <w:rPr>
+          <w:lang w:val="en-US"/>
+        </w:rPr>
+        <w:t>njej</w:t>
+      </w:r>
+      <w:proofErr w:type="spellEnd"/>
+      <w:r>
+        <w:rPr>
+          <w:lang w:val="en-US"/>
+        </w:rPr>
+        <w:t xml:space="preserve"> </w:t>
+      </w:r>
+      <w:proofErr w:type="spellStart"/>
+      <w:r>
+        <w:rPr>
+          <w:lang w:val="en-US"/>
+        </w:rPr>
+        <w:t>kreiramo</w:t>
+      </w:r>
+      <w:proofErr w:type="spellEnd"/>
+      <w:r>
+        <w:rPr>
+          <w:lang w:val="en-US"/>
+        </w:rPr>
+        <w:t xml:space="preserve"> </w:t>
+      </w:r>
+      <w:proofErr w:type="spellStart"/>
+      <w:r>
+        <w:rPr>
+          <w:lang w:val="en-US"/>
+        </w:rPr>
+        <w:t>preostale</w:t>
+      </w:r>
+      <w:proofErr w:type="spellEnd"/>
+      <w:r>
+        <w:rPr>
+          <w:lang w:val="en-US"/>
+        </w:rPr>
+        <w:t xml:space="preserve"> </w:t>
+      </w:r>
+      <w:proofErr w:type="spellStart"/>
+      <w:r>
+        <w:rPr>
+          <w:lang w:val="en-US"/>
+        </w:rPr>
+        <w:t>mape</w:t>
+      </w:r>
+      <w:proofErr w:type="spellEnd"/>
+      <w:r>
+        <w:rPr>
+          <w:lang w:val="en-US"/>
+        </w:rPr>
+        <w:t xml:space="preserve"> in v </w:t>
+      </w:r>
+      <w:proofErr w:type="spellStart"/>
+      <w:r>
+        <w:rPr>
+          <w:lang w:val="en-US"/>
+        </w:rPr>
+        <w:t>njih</w:t>
+      </w:r>
+      <w:proofErr w:type="spellEnd"/>
+      <w:r>
+        <w:rPr>
+          <w:lang w:val="en-US"/>
+        </w:rPr>
+        <w:t xml:space="preserve"> </w:t>
+      </w:r>
+      <w:proofErr w:type="spellStart"/>
+      <w:r>
+        <w:rPr>
+          <w:lang w:val="en-US"/>
+        </w:rPr>
+        <w:t>kopiramo</w:t>
+      </w:r>
+      <w:proofErr w:type="spellEnd"/>
+      <w:r>
+        <w:rPr>
+          <w:lang w:val="en-US"/>
+        </w:rPr>
+        <w:t xml:space="preserve"> </w:t>
+      </w:r>
+      <w:r>
+        <w:rPr>
+          <w:lang w:val="sl-SI"/>
+        </w:rPr>
+        <w:t xml:space="preserve">željene dokumente. </w:t>
+      </w:r>
+      <w:r>
+        <w:rPr>
+          <w:lang w:val="sl-SI"/>
+        </w:rPr>
+        <w:drawing>
+          <wp:inline distT="0" distB="0" distL="0" distR="0" wp14:anchorId="0D0DAD6B" wp14:editId="5F4F7D06">
+            <wp:extent cx="5731510" cy="4545965"/>
+            <wp:effectExtent l="0" t="0" r="0" b="0"/>
+            <wp:docPr id="1680818167" name="Picture 1"/>
+            <wp:cNvGraphicFramePr>
+              <a:graphicFrameLocks xmlns:a="http://schemas.openxmlformats.org/drawingml/2006/main" noChangeAspect="1"/>
+            </wp:cNvGraphicFramePr>
+            <a:graphic xmlns:a="http://schemas.openxmlformats.org/drawingml/2006/main">
+              <a:graphicData uri="http://schemas.openxmlformats.org/drawingml/2006/picture">
+                <pic:pic xmlns:pic="http://schemas.openxmlformats.org/drawingml/2006/picture">
+                  <pic:nvPicPr>
+                    <pic:cNvPr id="1680818167" name=""/>
+                    <pic:cNvPicPr/>
+                  </pic:nvPicPr>
+                  <pic:blipFill>
+                    <a:blip r:embed="rId5"/>
+                    <a:stretch>
+                      <a:fillRect/>
+                    </a:stretch>
+                  </pic:blipFill>
+                  <pic:spPr>
+                    <a:xfrm>
+                      <a:off x="0" y="0"/>
+                      <a:ext cx="5731510" cy="4545965"/>
+                    </a:xfrm>
+                    <a:prstGeom prst="rect">
+                      <a:avLst/>
+                    </a:prstGeom>
+                  </pic:spPr>
+                </pic:pic>
+              </a:graphicData>
+            </a:graphic>
+          </wp:inline>
+        </w:drawing>
+      </w:r>
+    </w:p>
+    <w:p>
+      <w:pPr>
+        <w:rPr>
+          <w:noProof/>
+        </w:rPr>
+      </w:pPr>
+      <w:r>
+        <w:rPr>
+          <w:lang w:val="sl-SI"/>
+        </w:rPr>
+        <w:lastRenderedPageBreak/>
+        <w:t xml:space="preserve">Vse mape damo v staging area z ukazom git add </w:t>
+      </w:r>
+      <w:r>
+        <w:rPr>
+          <w:lang w:val="en-US"/>
+        </w:rPr>
+        <w:t>-A.</w:t>
+      </w:r>
+      <w:r>
+        <w:rPr>
+          <w:noProof/>
+        </w:rPr>
+        <w:t xml:space="preserve"> </w:t>
+      </w:r>
+      <w:r>
+        <w:rPr>
+          <w:lang w:val="en-US"/>
+        </w:rPr>
+        <w:drawing>
+          <wp:inline distT="0" distB="0" distL="0" distR="0" wp14:anchorId="2A70DF23" wp14:editId="23BEAE61">
+            <wp:extent cx="5731510" cy="4545965"/>
+            <wp:effectExtent l="0" t="0" r="0" b="0"/>
+            <wp:docPr id="2079604186" name="Picture 1"/>
+            <wp:cNvGraphicFramePr>
+              <a:graphicFrameLocks xmlns:a="http://schemas.openxmlformats.org/drawingml/2006/main" noChangeAspect="1"/>
+            </wp:cNvGraphicFramePr>
+            <a:graphic xmlns:a="http://schemas.openxmlformats.org/drawingml/2006/main">
+              <a:graphicData uri="http://schemas.openxmlformats.org/drawingml/2006/picture">
+                <pic:pic xmlns:pic="http://schemas.openxmlformats.org/drawingml/2006/picture">
+                  <pic:nvPicPr>
+                    <pic:cNvPr id="2079604186" name=""/>
+                    <pic:cNvPicPr/>
+                  </pic:nvPicPr>
+                  <pic:blipFill>
+                    <a:blip r:embed="rId6"/>
+                    <a:stretch>
+                      <a:fillRect/>
+                    </a:stretch>
+                  </pic:blipFill>
+                  <pic:spPr>
+                    <a:xfrm>
+                      <a:off x="0" y="0"/>
+                      <a:ext cx="5731510" cy="4545965"/>
+                    </a:xfrm>
+                    <a:prstGeom prst="rect">
+                      <a:avLst/>
+                    </a:prstGeom>
+                  </pic:spPr>
+                </pic:pic>
+              </a:graphicData>
+            </a:graphic>
+          </wp:inline>
+        </w:drawing>
+      </w:r>
+    </w:p>
+    <w:p>
+      <w:pPr>
+        <w:rPr>
+          <w:noProof/>
+        </w:rPr>
+      </w:pPr>
+      <w:r>
+        <w:rPr>
+          <w:noProof/>
+        </w:rPr>
+        <w:lastRenderedPageBreak/>
+        <w:t>Spremembe shranimo z ukazom git commit -m “sporo</w:t>
+      </w:r>
+      <w:r>
+        <w:rPr>
+          <w:noProof/>
+          <w:lang w:val="sl-SI"/>
+        </w:rPr>
+        <w:t>čilo</w:t>
+      </w:r>
+      <w:r>
+        <w:rPr>
+          <w:noProof/>
+        </w:rPr>
+        <w:t>”.</w:t>
+      </w:r>
+      <w:r>
+        <w:rPr>
+          <w:noProof/>
+        </w:rPr>
+        <w:t xml:space="preserve"> </w:t>
+      </w:r>
+      <w:r>
+        <w:rPr>
+          <w:noProof/>
+        </w:rPr>
+        <w:drawing>
+          <wp:inline distT="0" distB="0" distL="0" distR="0" wp14:anchorId="3E32F778" wp14:editId="24B8DE28">
+            <wp:extent cx="5731510" cy="4545965"/>
+            <wp:effectExtent l="0" t="0" r="0" b="0"/>
+            <wp:docPr id="1190348149" name="Picture 1"/>
+            <wp:cNvGraphicFramePr>
+              <a:graphicFrameLocks xmlns:a="http://schemas.openxmlformats.org/drawingml/2006/main" noChangeAspect="1"/>
+            </wp:cNvGraphicFramePr>
+            <a:graphic xmlns:a="http://schemas.openxmlformats.org/drawingml/2006/main">
+              <a:graphicData uri="http://schemas.openxmlformats.org/drawingml/2006/picture">
+                <pic:pic xmlns:pic="http://schemas.openxmlformats.org/drawingml/2006/picture">
+                  <pic:nvPicPr>
+                    <pic:cNvPr id="1190348149" name=""/>
+                    <pic:cNvPicPr/>
+                  </pic:nvPicPr>
+                  <pic:blipFill>
+                    <a:blip r:embed="rId7"/>
+                    <a:stretch>
+                      <a:fillRect/>
+                    </a:stretch>
+                  </pic:blipFill>
+                  <pic:spPr>
+                    <a:xfrm>
+                      <a:off x="0" y="0"/>
+                      <a:ext cx="5731510" cy="4545965"/>
+                    </a:xfrm>
+                    <a:prstGeom prst="rect">
+                      <a:avLst/>
+                    </a:prstGeom>
+                  </pic:spPr>
+                </pic:pic>
+              </a:graphicData>
+            </a:graphic>
+          </wp:inline>
+        </w:drawing>
+      </w:r>
+    </w:p>
+    <w:p>
+      <w:pPr>
+        <w:rPr>
+          <w:noProof/>
+        </w:rPr>
+      </w:pPr>
+      <w:r>
+        <w:rPr>
+          <w:noProof/>
+        </w:rPr>
+        <w:lastRenderedPageBreak/>
+        <w:t>Ustvarili smo repozitory na gitHubu in vanj potisnili spremenjene datoteke.</w:t>
+      </w:r>
+      <w:r>
+        <w:rPr>
+          <w:noProof/>
+        </w:rPr>
+        <w:t xml:space="preserve"> </w:t>
+      </w:r>
+      <w:r>
+        <w:rPr>
+          <w:noProof/>
+        </w:rPr>
+        <w:drawing>
+          <wp:inline distT="0" distB="0" distL="0" distR="0" wp14:anchorId="241CB8B8" wp14:editId="419FDB84">
+            <wp:extent cx="5731510" cy="4545965"/>
+            <wp:effectExtent l="0" t="0" r="0" b="0"/>
+            <wp:docPr id="1836535758" name="Picture 1"/>
+            <wp:cNvGraphicFramePr>
+              <a:graphicFrameLocks xmlns:a="http://schemas.openxmlformats.org/drawingml/2006/main" noChangeAspect="1"/>
+            </wp:cNvGraphicFramePr>
+            <a:graphic xmlns:a="http://schemas.openxmlformats.org/drawingml/2006/main">
+              <a:graphicData uri="http://schemas.openxmlformats.org/drawingml/2006/picture">
+                <pic:pic xmlns:pic="http://schemas.openxmlformats.org/drawingml/2006/picture">
+                  <pic:nvPicPr>
+                    <pic:cNvPr id="1836535758" name=""/>
+                    <pic:cNvPicPr/>
+                  </pic:nvPicPr>
+                  <pic:blipFill>
+                    <a:blip r:embed="rId8"/>
+                    <a:stretch>
+                      <a:fillRect/>
+                    </a:stretch>
+                  </pic:blipFill>
+                  <pic:spPr>
+                    <a:xfrm>
+                      <a:off x="0" y="0"/>
+                      <a:ext cx="5731510" cy="4545965"/>
+                    </a:xfrm>
+                    <a:prstGeom prst="rect">
+                      <a:avLst/>
+                    </a:prstGeom>
+                  </pic:spPr>
+                </pic:pic>
+              </a:graphicData>
+            </a:graphic>
+          </wp:inline>
+        </w:drawing>
+      </w:r>
+    </w:p>
+    <w:p>
+      <w:pPr>
+        <w:pStyle w:val="Heading2"/>
+        <w:rPr>
+          <w:noProof/>
+        </w:rPr>
+      </w:pPr>
+      <w:r>
+        <w:rPr>
+          <w:noProof/>
+        </w:rPr>
+        <w:t>TODO: Vprašanja glede dokumenta</w:t>
+      </w:r>
+    </w:p>
     <w:p/>
+    <w:p>
+      <w:pPr>
+        <w:pStyle w:val="Heading2"/>
+      </w:pPr>
+      <w:r>
+        <w:t>Odgovori</w:t>
+      </w:r>
+    </w:p>
+    <w:p>
+      <w:pPr>
+        <w:pStyle w:val="ListParagraph"/>
+        <w:numPr>
+          <w:ilvl w:val="0"/>
+          <w:numId w:val="1"/>
+        </w:numPr>
+      </w:pPr>
+    </w:p>
+    <w:p>
+      <w:pPr>
+        <w:pStyle w:val="ListParagraph"/>
+        <w:numPr>
+          <w:ilvl w:val="1"/>
+          <w:numId w:val="1"/>
+        </w:numPr>
+      </w:pPr>
+      <w:r>
+        <w:t xml:space="preserve">EC2 uporablja model IaaS. Zato ker nam ponudnik, da samo strojni del na voljo (Network, Storage, Servers, Virtualization) ostalo naredimo sami. </w:t>
+      </w:r>
+    </w:p>
+    <w:p>
+      <w:pPr>
+        <w:pStyle w:val="ListParagraph"/>
+        <w:numPr>
+          <w:ilvl w:val="1"/>
+          <w:numId w:val="1"/>
+        </w:numPr>
+      </w:pPr>
+      <w:r>
+        <w:t>GitHub pa uporablja model SaaS. Saj mi le uporabljamo aplikacijo za shranjevanje verzij ostalo pripravijo oni.</w:t>
+      </w:r>
+    </w:p>
+    <w:p>
+      <w:pPr>
+        <w:pStyle w:val="ListParagraph"/>
+        <w:numPr>
+          <w:ilvl w:val="1"/>
+          <w:numId w:val="1"/>
+        </w:numPr>
+      </w:pPr>
+      <w:r>
+        <w:t>Ne virtualni računalnik na naši lokalni mašini ni oblačna storitev saj naredimo vse sami. Oblačna storitev bi postal če bi nekomu tretjemu dali dostop in bi mi vzdrževali strojno opremo.</w:t>
+      </w:r>
+      <w:r>
+        <w:t>c</w:t>
+      </w:r>
+    </w:p>
+    <w:p>
+      <w:r>
+        <w:br w:type="page"/>
+      </w:r>
+    </w:p>
+    <w:p>
+      <w:pPr>
+        <w:pStyle w:val="ListParagraph"/>
+        <w:numPr>
+          <w:ilvl w:val="0"/>
+          <w:numId w:val="1"/>
+        </w:numPr>
+      </w:pPr>
+    </w:p>
+    <w:p>
+      <w:pPr>
+        <w:pStyle w:val="ListParagraph"/>
+        <w:numPr>
+          <w:ilvl w:val="1"/>
+          <w:numId w:val="1"/>
+        </w:numPr>
+      </w:pPr>
+      <w:r>
+        <w:t>EC2 sodi v kategorijo compute saj nam omogoča najem virtualnih strežnikov. Glavna naloga le te pa je zagotavljanje procesorske moči, delovanje pomnilnika. Tako da gre v primeru EC2 za čisti compute vir.</w:t>
+      </w:r>
+    </w:p>
+    <w:p>
+      <w:pPr>
+        <w:pStyle w:val="ListParagraph"/>
+        <w:numPr>
+          <w:ilvl w:val="1"/>
+          <w:numId w:val="1"/>
+        </w:numPr>
+      </w:pPr>
+      <w:r>
+        <w:t xml:space="preserve">GitHub pa sodi v kategorijo storage. </w:t>
+      </w:r>
+      <w:r>
+        <w:t>Saj je njegova primarna funkcija varno shranjevanje delovnih različic.</w:t>
+      </w:r>
+    </w:p>
+    <w:p>
+      <w:pPr>
+        <w:pStyle w:val="ListParagraph"/>
+        <w:numPr>
+          <w:ilvl w:val="0"/>
+          <w:numId w:val="1"/>
+        </w:numPr>
+      </w:pPr>
+    </w:p>
+    <w:p>
+      <w:pPr>
+        <w:pStyle w:val="ListParagraph"/>
+        <w:numPr>
+          <w:ilvl w:val="1"/>
+          <w:numId w:val="1"/>
+        </w:numPr>
+      </w:pPr>
+      <w:r>
+        <w:t>Kot sem že uvrstil v odgovoru 1. gre pri EC2 za model IaaS saj nam ponudnig ponuja infrastrukturo kot Service.</w:t>
+      </w:r>
+    </w:p>
+    <w:p>
+      <w:pPr>
+        <w:pStyle w:val="ListParagraph"/>
+        <w:numPr>
+          <w:ilvl w:val="1"/>
+          <w:numId w:val="1"/>
+        </w:numPr>
+      </w:pPr>
+      <w:r>
+        <w:t>Pri gitHubu pa gre za model SaaS saj nam ponujajo samo aplikacijo oni pa v odzadju skrbijo za vse ostalo.</w:t>
+      </w:r>
+    </w:p>
+    <w:p>
+      <w:pPr>
+        <w:pStyle w:val="ListParagraph"/>
+        <w:numPr>
+          <w:ilvl w:val="0"/>
+          <w:numId w:val="1"/>
+        </w:numPr>
+      </w:pPr>
+    </w:p>
+    <w:p>
+      <w:pPr>
+        <w:pStyle w:val="ListParagraph"/>
+        <w:numPr>
+          <w:ilvl w:val="1"/>
+          <w:numId w:val="1"/>
+        </w:numPr>
+      </w:pPr>
+      <w:r>
+        <w:t>EC2 primeri uporabe: Gostovanje spletnih aplikacij, Analiza podatkov.</w:t>
+      </w:r>
+    </w:p>
+    <w:p>
+      <w:pPr>
+        <w:pStyle w:val="ListParagraph"/>
+        <w:numPr>
+          <w:ilvl w:val="1"/>
+          <w:numId w:val="1"/>
+        </w:numPr>
+      </w:pPr>
+      <w:r>
+        <w:t>GitHub: Sodelovanje na projektih, upravljanje različic izvorne kode.</w:t>
+      </w:r>
+    </w:p>
     <w:sectPr>
       <w:pgSz w:w="11906" w:h="16838"/>
       <w:pgMar w:top="1440" w:right="1440" w:bottom="1440" w:left="1440" w:header="708" w:footer="708" w:gutter="0"/>
@@ -11,6 +640,100 @@
     </w:sectPr>
   </w:body>
 </w:document>
+</file>
+
+<file path=word/numbering.xml><?xml version="1.0" encoding="utf-8"?>
+<w:numbering xmlns:wpc="http://schemas.microsoft.com/office/word/2010/wordprocessingCanvas" xmlns:cx="http://schemas.microsoft.com/office/drawing/2014/chartex" xmlns:cx1="http://schemas.microsoft.com/office/drawing/2015/9/8/chartex" xmlns:cx2="http://schemas.microsoft.com/office/drawing/2015/10/21/chartex" xmlns:cx3="http://schemas.microsoft.com/office/drawing/2016/5/9/chartex" xmlns:cx4="http://schemas.microsoft.com/office/drawing/2016/5/10/chartex" xmlns:cx5="http://schemas.microsoft.com/office/drawing/2016/5/11/chartex" xmlns:cx6="http://schemas.microsoft.com/office/drawing/2016/5/12/chartex" xmlns:cx7="http://schemas.microsoft.com/office/drawing/2016/5/13/chartex" xmlns:cx8="http://schemas.microsoft.com/office/drawing/2016/5/14/chartex" xmlns:mc="http://schemas.openxmlformats.org/markup-compatibility/2006" xmlns:aink="http://schemas.microsoft.com/office/drawing/2016/ink" xmlns:am3d="http://schemas.microsoft.com/office/drawing/2017/model3d" xmlns:o="urn:schemas-microsoft-com:office:office" xmlns:oel="http://schemas.microsoft.com/office/2019/extlst" xmlns:r="http://schemas.openxmlformats.org/officeDocument/2006/relationships" xmlns:m="http://schemas.openxmlformats.org/officeDocument/2006/math" xmlns:v="urn:schemas-microsoft-com:vml" xmlns:wp14="http://schemas.microsoft.com/office/word/2010/wordprocessingDrawing" xmlns:wp="http://schemas.openxmlformats.org/drawingml/2006/wordprocessingDrawing" xmlns:w10="urn:schemas-microsoft-com:office:word" xmlns:w="http://schemas.openxmlformats.org/wordprocessingml/2006/main" xmlns:w14="http://schemas.microsoft.com/office/word/2010/wordml" xmlns:w15="http://schemas.microsoft.com/office/word/2012/wordml" xmlns:w16cex="http://schemas.microsoft.com/office/word/2018/wordml/cex" xmlns:w16cid="http://schemas.microsoft.com/office/word/2016/wordml/cid" xmlns:w16="http://schemas.microsoft.com/office/word/2018/wordml" xmlns:w16du="http://schemas.microsoft.com/office/word/2023/wordml/word16du" xmlns:w16sdtdh="http://schemas.microsoft.com/office/word/2020/wordml/sdtdatahash" xmlns:w16sdtfl="http://schemas.microsoft.com/office/word/2024/wordml/sdtformatlock" xmlns:w16se="http://schemas.microsoft.com/office/word/2015/wordml/symex" xmlns:wpg="http://schemas.microsoft.com/office/word/2010/wordprocessingGroup" xmlns:wpi="http://schemas.microsoft.com/office/word/2010/wordprocessingInk" xmlns:wne="http://schemas.microsoft.com/office/word/2006/wordml" xmlns:wps="http://schemas.microsoft.com/office/word/2010/wordprocessingShape" mc:Ignorable="w14 w15 w16se w16cid w16 w16cex w16sdtdh w16sdtfl w16du wp14">
+  <w:abstractNum w:abstractNumId="0" w15:restartNumberingAfterBreak="0">
+    <w:nsid w:val="22F708AC"/>
+    <w:multiLevelType w:val="hybridMultilevel"/>
+    <w:tmpl w:val="A3A0A206"/>
+    <w:lvl w:ilvl="0" w:tplc="0809000F">
+      <w:start w:val="1"/>
+      <w:numFmt w:val="decimal"/>
+      <w:lvlText w:val="%1."/>
+      <w:lvlJc w:val="left"/>
+      <w:pPr>
+        <w:ind w:left="720" w:hanging="360"/>
+      </w:pPr>
+    </w:lvl>
+    <w:lvl w:ilvl="1" w:tplc="08090019">
+      <w:start w:val="1"/>
+      <w:numFmt w:val="lowerLetter"/>
+      <w:lvlText w:val="%2."/>
+      <w:lvlJc w:val="left"/>
+      <w:pPr>
+        <w:ind w:left="1440" w:hanging="360"/>
+      </w:pPr>
+    </w:lvl>
+    <w:lvl w:ilvl="2" w:tplc="0809001B" w:tentative="1">
+      <w:start w:val="1"/>
+      <w:numFmt w:val="lowerRoman"/>
+      <w:lvlText w:val="%3."/>
+      <w:lvlJc w:val="right"/>
+      <w:pPr>
+        <w:ind w:left="2160" w:hanging="180"/>
+      </w:pPr>
+    </w:lvl>
+    <w:lvl w:ilvl="3" w:tplc="0809000F" w:tentative="1">
+      <w:start w:val="1"/>
+      <w:numFmt w:val="decimal"/>
+      <w:lvlText w:val="%4."/>
+      <w:lvlJc w:val="left"/>
+      <w:pPr>
+        <w:ind w:left="2880" w:hanging="360"/>
+      </w:pPr>
+    </w:lvl>
+    <w:lvl w:ilvl="4" w:tplc="08090019" w:tentative="1">
+      <w:start w:val="1"/>
+      <w:numFmt w:val="lowerLetter"/>
+      <w:lvlText w:val="%5."/>
+      <w:lvlJc w:val="left"/>
+      <w:pPr>
+        <w:ind w:left="3600" w:hanging="360"/>
+      </w:pPr>
+    </w:lvl>
+    <w:lvl w:ilvl="5" w:tplc="0809001B" w:tentative="1">
+      <w:start w:val="1"/>
+      <w:numFmt w:val="lowerRoman"/>
+      <w:lvlText w:val="%6."/>
+      <w:lvlJc w:val="right"/>
+      <w:pPr>
+        <w:ind w:left="4320" w:hanging="180"/>
+      </w:pPr>
+    </w:lvl>
+    <w:lvl w:ilvl="6" w:tplc="0809000F" w:tentative="1">
+      <w:start w:val="1"/>
+      <w:numFmt w:val="decimal"/>
+      <w:lvlText w:val="%7."/>
+      <w:lvlJc w:val="left"/>
+      <w:pPr>
+        <w:ind w:left="5040" w:hanging="360"/>
+      </w:pPr>
+    </w:lvl>
+    <w:lvl w:ilvl="7" w:tplc="08090019" w:tentative="1">
+      <w:start w:val="1"/>
+      <w:numFmt w:val="lowerLetter"/>
+      <w:lvlText w:val="%8."/>
+      <w:lvlJc w:val="left"/>
+      <w:pPr>
+        <w:ind w:left="5760" w:hanging="360"/>
+      </w:pPr>
+    </w:lvl>
+    <w:lvl w:ilvl="8" w:tplc="0809001B" w:tentative="1">
+      <w:start w:val="1"/>
+      <w:numFmt w:val="lowerRoman"/>
+      <w:lvlText w:val="%9."/>
+      <w:lvlJc w:val="right"/>
+      <w:pPr>
+        <w:ind w:left="6480" w:hanging="180"/>
+      </w:pPr>
+    </w:lvl>
+  </w:abstractNum>
+  <w:num w:numId="1" w16cid:durableId="776410200">
+    <w:abstractNumId w:val="0"/>
+  </w:num>
+</w:numbering>
 </file>
 
 <file path=word/styles.xml><?xml version="1.0" encoding="utf-8"?>
@@ -441,7 +1164,6 @@
     <w:next w:val="Normal"/>
     <w:link w:val="Heading2Char"/>
     <w:uiPriority w:val="9"/>
-    <w:semiHidden/>
     <w:unhideWhenUsed/>
     <w:qFormat/>
     <w:rsid w:val="00FB59B4"/>
@@ -658,7 +1380,6 @@
     <w:basedOn w:val="DefaultParagraphFont"/>
     <w:link w:val="Heading2"/>
     <w:uiPriority w:val="9"/>
-    <w:semiHidden/>
     <w:rsid w:val="00FB59B4"/>
     <w:rPr>
       <w:rFonts w:asciiTheme="majorHAnsi" w:eastAsiaTheme="majorEastAsia" w:hAnsiTheme="majorHAnsi" w:cstheme="majorBidi"/>

--- a/srecanje4/DomacaNaloga4.docx
+++ b/srecanje4/DomacaNaloga4.docx
@@ -465,16 +465,150 @@
         <w:rPr>
           <w:noProof/>
         </w:rPr>
-        <w:t>TODO: Vprašanja glede dokumenta</w:t>
-      </w:r>
-    </w:p>
-    <w:p/>
+        <w:t>Vprašanja glede dokumenta</w:t>
+      </w:r>
+    </w:p>
+    <w:p>
+      <w:pPr>
+        <w:pStyle w:val="ListParagraph"/>
+        <w:numPr>
+          <w:ilvl w:val="0"/>
+          <w:numId w:val="2"/>
+        </w:numPr>
+      </w:pPr>
+      <w:r>
+        <w:t xml:space="preserve">Kaj je hipervizor? </w:t>
+      </w:r>
+    </w:p>
+    <w:p>
+      <w:pPr>
+        <w:pStyle w:val="ListParagraph"/>
+        <w:numPr>
+          <w:ilvl w:val="1"/>
+          <w:numId w:val="2"/>
+        </w:numPr>
+      </w:pPr>
+      <w:r>
+        <w:t>Hipervizor je del programske opreme, ki nam omogoča, da ustvarimo virtualno okolje kar pa nam daje možnost, da lahko imamo več virtualnih naprav.</w:t>
+      </w:r>
+    </w:p>
+    <w:p>
+      <w:pPr>
+        <w:pStyle w:val="ListParagraph"/>
+        <w:numPr>
+          <w:ilvl w:val="0"/>
+          <w:numId w:val="2"/>
+        </w:numPr>
+      </w:pPr>
+      <w:r>
+        <w:t>Kaj nam ponuja compute resource?</w:t>
+      </w:r>
+    </w:p>
+    <w:p>
+      <w:pPr>
+        <w:pStyle w:val="ListParagraph"/>
+        <w:numPr>
+          <w:ilvl w:val="1"/>
+          <w:numId w:val="2"/>
+        </w:numPr>
+      </w:pPr>
+      <w:r>
+        <w:t>Compute so možgani informacijskega sistema ti zagotavljajo moč za izvajanje nalog in obdelavo vhodnih podatkov.</w:t>
+      </w:r>
+    </w:p>
+    <w:p>
+      <w:pPr>
+        <w:pStyle w:val="ListParagraph"/>
+        <w:numPr>
+          <w:ilvl w:val="0"/>
+          <w:numId w:val="2"/>
+        </w:numPr>
+      </w:pPr>
+      <w:r>
+        <w:t>Kakšna je glavna razlika med Cloud Deployment Models?</w:t>
+      </w:r>
+    </w:p>
+    <w:p>
+      <w:pPr>
+        <w:pStyle w:val="ListParagraph"/>
+        <w:numPr>
+          <w:ilvl w:val="1"/>
+          <w:numId w:val="2"/>
+        </w:numPr>
+      </w:pPr>
+      <w:r>
+        <w:t>Glavna razlika med njimi je stopnja nadzora. Javni temeli na delni infrasatrukturi, zasebni nam zagotavlja zasebno izolacijo in hibridni združuje prednosti obeh.</w:t>
+      </w:r>
+    </w:p>
+    <w:p>
+      <w:pPr>
+        <w:pStyle w:val="ListParagraph"/>
+        <w:numPr>
+          <w:ilvl w:val="0"/>
+          <w:numId w:val="2"/>
+        </w:numPr>
+      </w:pPr>
+      <w:r>
+        <w:t>Kaj pomeni traffic</w:t>
+      </w:r>
+      <w:r>
+        <w:t xml:space="preserve"> bursting?</w:t>
+      </w:r>
+    </w:p>
+    <w:p>
+      <w:pPr>
+        <w:pStyle w:val="ListParagraph"/>
+        <w:numPr>
+          <w:ilvl w:val="1"/>
+          <w:numId w:val="2"/>
+        </w:numPr>
+      </w:pPr>
+      <w:r>
+        <w:t>Pomeni sposobnost sistema, da začasno poveča svoje zmogljivosti, ko se sooči z nenadnim ali sezonskim povečanjem prometa.</w:t>
+      </w:r>
+    </w:p>
+    <w:p>
+      <w:r>
+        <w:br w:type="page"/>
+      </w:r>
+    </w:p>
+    <w:p>
+      <w:pPr>
+        <w:pStyle w:val="ListParagraph"/>
+        <w:numPr>
+          <w:ilvl w:val="0"/>
+          <w:numId w:val="2"/>
+        </w:numPr>
+      </w:pPr>
+      <w:r>
+        <w:lastRenderedPageBreak/>
+        <w:t>Zakaj je shranjevanje podatkov v oblaku bolj prilagolivo kot v tradicionalnem podatkovnem centru?</w:t>
+      </w:r>
+    </w:p>
+    <w:p>
+      <w:pPr>
+        <w:pStyle w:val="ListParagraph"/>
+        <w:numPr>
+          <w:ilvl w:val="1"/>
+          <w:numId w:val="2"/>
+        </w:numPr>
+      </w:pPr>
+      <w:r>
+        <w:t xml:space="preserve">Shranjevanje v oblaku je bolj prilagodljivo saj je skoraj neomejeno, izjemo razširljivo in zelo trpežno. Ponudniki nam omogočajo hitro dodajanje in premikanje med strežniki ali prilagajanja svojim potrebam samo s </w:t>
+      </w:r>
+      <w:r>
+        <w:t>nekaj kliki.</w:t>
+      </w:r>
+    </w:p>
     <w:p>
       <w:pPr>
         <w:pStyle w:val="Heading2"/>
       </w:pPr>
       <w:r>
         <w:t>Odgovori</w:t>
+      </w:r>
+      <w:r>
+        <w:t xml:space="preserve"> na vprašanja v nalogi</w:t>
       </w:r>
     </w:p>
     <w:p>
@@ -730,8 +864,97 @@
       </w:pPr>
     </w:lvl>
   </w:abstractNum>
+  <w:abstractNum w:abstractNumId="1" w15:restartNumberingAfterBreak="0">
+    <w:nsid w:val="49307D85"/>
+    <w:multiLevelType w:val="hybridMultilevel"/>
+    <w:tmpl w:val="32265AF2"/>
+    <w:lvl w:ilvl="0" w:tplc="0809000F">
+      <w:start w:val="1"/>
+      <w:numFmt w:val="decimal"/>
+      <w:lvlText w:val="%1."/>
+      <w:lvlJc w:val="left"/>
+      <w:pPr>
+        <w:ind w:left="720" w:hanging="360"/>
+      </w:pPr>
+    </w:lvl>
+    <w:lvl w:ilvl="1" w:tplc="08090019">
+      <w:start w:val="1"/>
+      <w:numFmt w:val="lowerLetter"/>
+      <w:lvlText w:val="%2."/>
+      <w:lvlJc w:val="left"/>
+      <w:pPr>
+        <w:ind w:left="1440" w:hanging="360"/>
+      </w:pPr>
+    </w:lvl>
+    <w:lvl w:ilvl="2" w:tplc="0809001B" w:tentative="1">
+      <w:start w:val="1"/>
+      <w:numFmt w:val="lowerRoman"/>
+      <w:lvlText w:val="%3."/>
+      <w:lvlJc w:val="right"/>
+      <w:pPr>
+        <w:ind w:left="2160" w:hanging="180"/>
+      </w:pPr>
+    </w:lvl>
+    <w:lvl w:ilvl="3" w:tplc="0809000F" w:tentative="1">
+      <w:start w:val="1"/>
+      <w:numFmt w:val="decimal"/>
+      <w:lvlText w:val="%4."/>
+      <w:lvlJc w:val="left"/>
+      <w:pPr>
+        <w:ind w:left="2880" w:hanging="360"/>
+      </w:pPr>
+    </w:lvl>
+    <w:lvl w:ilvl="4" w:tplc="08090019" w:tentative="1">
+      <w:start w:val="1"/>
+      <w:numFmt w:val="lowerLetter"/>
+      <w:lvlText w:val="%5."/>
+      <w:lvlJc w:val="left"/>
+      <w:pPr>
+        <w:ind w:left="3600" w:hanging="360"/>
+      </w:pPr>
+    </w:lvl>
+    <w:lvl w:ilvl="5" w:tplc="0809001B" w:tentative="1">
+      <w:start w:val="1"/>
+      <w:numFmt w:val="lowerRoman"/>
+      <w:lvlText w:val="%6."/>
+      <w:lvlJc w:val="right"/>
+      <w:pPr>
+        <w:ind w:left="4320" w:hanging="180"/>
+      </w:pPr>
+    </w:lvl>
+    <w:lvl w:ilvl="6" w:tplc="0809000F" w:tentative="1">
+      <w:start w:val="1"/>
+      <w:numFmt w:val="decimal"/>
+      <w:lvlText w:val="%7."/>
+      <w:lvlJc w:val="left"/>
+      <w:pPr>
+        <w:ind w:left="5040" w:hanging="360"/>
+      </w:pPr>
+    </w:lvl>
+    <w:lvl w:ilvl="7" w:tplc="08090019" w:tentative="1">
+      <w:start w:val="1"/>
+      <w:numFmt w:val="lowerLetter"/>
+      <w:lvlText w:val="%8."/>
+      <w:lvlJc w:val="left"/>
+      <w:pPr>
+        <w:ind w:left="5760" w:hanging="360"/>
+      </w:pPr>
+    </w:lvl>
+    <w:lvl w:ilvl="8" w:tplc="0809001B" w:tentative="1">
+      <w:start w:val="1"/>
+      <w:numFmt w:val="lowerRoman"/>
+      <w:lvlText w:val="%9."/>
+      <w:lvlJc w:val="right"/>
+      <w:pPr>
+        <w:ind w:left="6480" w:hanging="180"/>
+      </w:pPr>
+    </w:lvl>
+  </w:abstractNum>
   <w:num w:numId="1" w16cid:durableId="776410200">
     <w:abstractNumId w:val="0"/>
+  </w:num>
+  <w:num w:numId="2" w16cid:durableId="658195895">
+    <w:abstractNumId w:val="1"/>
   </w:num>
 </w:numbering>
 </file>
